--- a/submission/4_BUILD/output/PeakATail_manuscript_submission.docx
+++ b/submission/4_BUILD/output/PeakATail_manuscript_submission.docx
@@ -295,7 +295,7 @@
         <w:t xml:space="preserve"> </w:t>
       </w:r>
       <w:r>
-        <w:t xml:space="preserve">The pre-registered "trusted novel PAS" definition missed its 70% long-read target (48.5%), and no site in this paper is called trusted-novel; PAS-profile clustering recovers cell types no better than gene-level totals (AMI 0.708 vs 0.698), so that claim is withdrawn; a 16-gene literature panel of spermatogenesis 3′UTR shortening does not reproduce; and an atlas-trained scoring model that gained 16 points of atlas-agreement precision lost 8–11% on every long-read axis (curated-atlas benchmarking rewards atlas-shaped priors). The pre-registration timeline that makes these outcomes auditable is Supplementary Fig S11.</w:t>
+        <w:t xml:space="preserve">The pre-registered "trusted novel PAS" definition missed its 70% long-read target (48.5%), and no site in this paper is called trusted-novel; PAS-profile clustering recovers cell types no better than gene-level totals (AMI 0.708 vs 0.698), so that claim is withdrawn; a 16-gene literature panel of spermatogenesis 3′UTR shortening does not reproduce; and an atlas-trained scoring model that gained 16 points of atlas-agreement precision lost 8–11% on every long-read axis (curated-atlas benchmarking rewards atlas-shaped priors).</w:t>
       </w:r>
     </w:p>
     <w:p>
@@ -859,13 +859,13 @@
         <w:rPr>
           <w:b/>
         </w:rPr>
-        <w:t xml:space="preserve">The discipline is drawn, not asserted (Fig S11).</w:t>
-      </w:r>
-      <w:r>
-        <w:t xml:space="preserve"> </w:t>
-      </w:r>
-      <w:r>
-        <w:t xml:space="preserve">The pre-registration record, covering every gate, every arm, both failures and one disclosed post-hoc sweep, is an auditable timeline: gates carry git-verified commit times where they exist, outcomes include both failures, and the one still-untested pre-registration is marked pending rather than omitted.</w:t>
+        <w:t xml:space="preserve">Pre-registration, reported with its failures.</w:t>
+      </w:r>
+      <w:r>
+        <w:t xml:space="preserve"> </w:t>
+      </w:r>
+      <w:r>
+        <w:t xml:space="preserve">Every acceptance gate was committed before the run it judges, with git-verified commit times where they exist. The record covers every gate and every arm, reports both failures, discloses as post hoc the one sweep that was post hoc, and marks the single still-untested pre-registration pending rather than omitting it.</w:t>
       </w:r>
     </w:p>
     <w:p>
@@ -882,7 +882,7 @@
         <w:t xml:space="preserve"> </w:t>
       </w:r>
       <w:r>
-        <w:t xml:space="preserve">In algorithmic-headroom work, a per-site scoring model trained against the curated atlas won 16 points of atlas-agreement precision over the shipped ≥2-molecule rule while losing 8–11% on every long-read read-out at matched operating points (the sites it swapped in were ~4× better by the atlas and ~2× worse by long reads), and a transferable variant likewise fooled the atlas while losing 15% of long-read-verified sites. A model can raise the benchmark number while destroying agreement with evidence the atlas never saw. Two rules follow, in force throughout this paper: long-read truth is a read-out only, never used to select a threshold, feature or model; and every later parameter pre-registration carries an anti-atlas-prior guard: the long-read truth must move in the same direction before a change ships as a default. No learned score ships here; the reported default remains the pre-registered rule, verified byte-for-byte across caller versions in Fig S12.</w:t>
+        <w:t xml:space="preserve">In algorithmic-headroom work, a per-site scoring model trained against the curated atlas won 16 points of atlas-agreement precision over the shipped ≥2-molecule rule while losing 8–11% on every long-read read-out at matched operating points (the sites it swapped in were ~4× better by the atlas and ~2× worse by long reads), and a transferable variant likewise fooled the atlas while losing 15% of long-read-verified sites. A model can raise the benchmark number while destroying agreement with evidence the atlas never saw. Two rules follow, in force throughout this paper: long-read truth is a read-out only, never used to select a threshold, feature or model; and every later parameter pre-registration carries an anti-atlas-prior guard: the long-read truth must move in the same direction before a change ships as a default. No learned score ships here; the reported default remains the pre-registered rule, and its call files are byte-for-byte identical across the caller versions tested.</w:t>
       </w:r>
     </w:p>
     <w:p>
@@ -916,7 +916,7 @@
         <w:pStyle w:val="BodyText"/>
       </w:pPr>
       <w:r>
-        <w:t xml:space="preserve">The negative results carry the field-level lessons. First, curated-atlas benchmarking rewards atlas-shaped priors: the atlas-trained per-site scoring model of Results improved against the truth set while degrading against the biology (Fig S12), so every gate here pairs atlas agreement with an atlas-independent long-read check, and the field's benchmarks should too. Second, pre-registration repeatedly caught our own overclaims, and Fig S11's timeline carries the audit: the sweep that informed the ≥2-molecule threshold is disclosed as post hoc; created after a stale run failed the original gate, it informed a choice and is cited nowhere as a result; and the adoption criterion for the revised defaults returned FAIL at Δ = 0.000000 because it was drafted against a default configuration that never existed; the outputs were byte-identical, an error only a pre-written criterion could expose. The same discipline produced the paper's other negatives: only one of six switch-test configurations controls the false-discovery rate, and the pre-registered trusted-novel definition reached 48.5% long-read concordance against its 70% target, reported as a failure (Fig S7).</w:t>
+        <w:t xml:space="preserve">The negative results carry the field-level lessons. First, curated-atlas benchmarking rewards atlas-shaped priors: the atlas-trained per-site scoring model of Results improved against the truth set while degrading against the biology, so every gate here pairs atlas agreement with an atlas-independent long-read check, and the field's benchmarks should too. Second, pre-registration repeatedly caught our own overclaims: the sweep that informed the ≥2-molecule threshold is disclosed as post hoc; created after a stale run failed the original gate, it informed a choice and is cited nowhere as a result; and the adoption criterion for the revised defaults returned FAIL at Δ = 0.000000 because it was drafted against a default configuration that never existed; the outputs were byte-identical, an error only a pre-written criterion could expose. The same discipline produced the paper's other negatives: only one of six switch-test configurations controls the false-discovery rate, and the pre-registered trusted-novel definition reached 48.5% long-read concordance against its 70% target, reported as a failure (Fig S7).</w:t>
       </w:r>
     </w:p>
     <w:p>
@@ -2162,7 +2162,7 @@
         <w:pStyle w:val="FirstParagraph"/>
       </w:pPr>
       <w:r>
-        <w:t xml:space="preserve">Every acceptance gate was committed before the run it judges; the record is drawn as an auditable timeline (Fig S11). The original two-sided benchmark gate (P@100 ≥ 0.38 and F1_det &gt; 0.261) predates the Stage-2 run that failed it; the precision-first default and its added gate (P@100 ≥ 0.50 on</w:t>
+        <w:t xml:space="preserve">Every acceptance gate was committed before the run it judges, with git-verified commit times where a commit exists and the document's own recorded date otherwise. The original two-sided benchmark gate (P@100 ≥ 0.38 and F1_det &gt; 0.261) predates the Stage-2 run that failed it; the precision-first default and its added gate (P@100 ≥ 0.50 on</w:t>
       </w:r>
       <w:r>
         <w:t xml:space="preserve"> </w:t>
@@ -2207,7 +2207,7 @@
         <w:t xml:space="preserve"> </w:t>
       </w:r>
       <w:r>
-        <w:t xml:space="preserve">adoption criterion, and a 3′UTR-singleton promotion rule (still untested; shipped flag-off). Amendments are appended, never rewritten; Amendment 3 records that the prime criterion was drafted against a v2 default configuration that never existed and that prime's default output is byte-identical to the v2 manuscript arm (every pre-registered delta exactly 0.000000; Fig S12). Every prime-branch number is exploratory with respect to the manuscript's gates.</w:t>
+        <w:t xml:space="preserve">adoption criterion, and a 3′UTR-singleton promotion rule (still untested; shipped flag-off). Amendments are appended, never rewritten; Amendment 3 records that the prime criterion was drafted against a v2 default configuration that never existed and that prime's default output is byte-identical to the v2 manuscript arm (every pre-registered delta exactly 0.000000). Every prime-branch number is exploratory with respect to the manuscript's gates.</w:t>
       </w:r>
     </w:p>
     <w:p>
@@ -5018,71 +5018,6 @@
           <w:sz w:val="20"/>
         </w:rPr>
         <w:t xml:space="preserve">The positive result never appears without its ablation on the same axis: per-gene totals recover cell types as well as site-level profiles, so no novelty claim rests on clustering.</w:t>
-      </w:r>
-    </w:p>
-    <w:p>
-      <w:pPr>
-        <w:pStyle w:val="BodyText"/>
-      </w:pPr>
-      <w:r>
-        <w:rPr>
-          <w:b/>
-          <w:sz w:val="20"/>
-        </w:rPr>
-        <w:t xml:space="preserve">Fig S11 | The pre-registration record, drawn so it can be audited rather than taken on trust.</w:t>
-      </w:r>
-      <w:r>
-        <w:rPr>
-          <w:sz w:val="20"/>
-        </w:rPr>
-        <w:t xml:space="preserve"> </w:t>
-      </w:r>
-      <w:r>
-        <w:rPr>
-          <w:sz w:val="20"/>
-        </w:rPr>
-        <w:t xml:space="preserve">Timeline and gate table: every gate, every arm, both failures, the disclosed post-hoc sweep and the still-untested pre-registration; git-verified timestamps where they exist, display positions flagged where documents record no clock time.</w:t>
-      </w:r>
-    </w:p>
-    <w:p>
-      <w:pPr>
-        <w:pStyle w:val="BodyText"/>
-      </w:pPr>
-      <w:r>
-        <w:rPr>
-          <w:b/>
-          <w:sz w:val="20"/>
-        </w:rPr>
-        <w:t xml:space="preserve">Fig S12 | Four versions of the caller on four libraries, scored once.</w:t>
-      </w:r>
-      <w:r>
-        <w:rPr>
-          <w:sz w:val="20"/>
-        </w:rPr>
-        <w:t xml:space="preserve"> </w:t>
-      </w:r>
-      <w:r>
-        <w:rPr>
-          <w:sz w:val="20"/>
-        </w:rPr>
-        <w:t xml:space="preserve">prime's default is byte-identical to the v2 manuscript arm (pre-registered criterion FAILS at Δ exactly 0.000000, an identity, not a regression); everything prime is exploratory with respect to the manuscript's gates; v1 → v2 is a bug fix, not an accuracy gain.</w:t>
-      </w:r>
-    </w:p>
-    <w:p>
-      <w:pPr>
-        <w:pStyle w:val="BodyText"/>
-      </w:pPr>
-      <w:r>
-        <w:rPr>
-          <w:b/>
-        </w:rPr>
-        <w:t xml:space="preserve">Supplementary Table T7 | Competitor tool versions, parameters, run commands and run-log caveats.</w:t>
-      </w:r>
-      <w:r>
-        <w:t xml:space="preserve"> </w:t>
-      </w:r>
-      <w:r>
-        <w:t xml:space="preserve">[In preparation, referenced from Methods; to be collated from the verified run registry and run logs before submission.]</w:t>
       </w:r>
     </w:p>
     <w:sectPr>

--- a/submission/4_BUILD/output/PeakATail_manuscript_submission.docx
+++ b/submission/4_BUILD/output/PeakATail_manuscript_submission.docx
@@ -121,7 +121,7 @@
         <w:t xml:space="preserve"> </w:t>
       </w:r>
       <w:r>
-        <w:t xml:space="preserve">PeakATail calls poly(A) sites from reads that still carry a piece of the tail, ranks sites by how many distinct molecules carry that evidence, discards sites where an A-rich genomic stretch mimics a tail, and pairs them with a differential test whose error rate is measured, not assumed. The evidence is scarce (0.6% of reads), so the tool is set to be right about what it reports rather than report everything. Across four libraries from two species, 71–83% of its calls fall within 100 bp of a curated reference atlas (PolyASite 2.0), over 30 times the shuffled-control rate and the highest of any de novo tool benchmarked. Long reads from different donors independently support 77% of the human calls. The cost is sensitivity: it recovers 11–21% of atlas sites in expressed genes, fewer than polyApipe, although at an equal number of calls it leads polyApipe on sensitivity throughout and on precision above ~20,000 calls. Only one of six test configurations held its false-positive rate under shuffled labels (3.0%, against 13–25% for the shipped defaults). With it, 15,942 cell-type switches replicated across 12 lung-cancer patients while none replicated in any of ten shuffled-label runs, and in mouse testis roughly 31% of testable genes shortened their 3′UTRs progressively through sperm development in both animals. One pre-registered target was missed and is reported as such: a trusted-novel-site definition reached 49% long-read support against a committed 70%. A 10,000-cell library runs in 12.5 GB of memory.</w:t>
+        <w:t xml:space="preserve">PeakATail calls poly(A) sites from reads that still carry a piece of the tail, ranks sites by how many distinct molecules carry that evidence, discards sites where an A-rich genomic stretch mimics a tail, and pairs them with a differential test whose error rate is measured, not assumed. The evidence is scarce (0.6% of reads), so the tool is set to be right about what it reports rather than report everything. Across four libraries from two species, 71–83% of its calls fall within 100 bp of a curated reference atlas (PolyASite 2.0), over 30 times the shuffled-control rate and the highest of any de novo tool benchmarked. Long reads from different donors independently support 76.5% of the human calls. The cost is sensitivity: it recovers 11–21% of atlas sites in expressed genes, fewer than polyApipe, although at an equal number of calls it leads polyApipe on sensitivity throughout and on precision above ~20,000 calls. Only one of six test configurations held its false-positive rate under shuffled labels (3.0%, against 13–25% for the shipped defaults). With it, 15,942 cell-type switches replicated across 12 lung-cancer patients while none replicated in any of ten shuffled-label runs, and in mouse testis roughly 31% of testable genes shortened their 3′UTRs progressively through sperm development in both animals. One pre-registered target was missed and is reported as such: a trusted-novel-site definition reached 49% long-read support against a committed 70%. A 10,000-cell library runs in 12.5 GB of memory.</w:t>
       </w:r>
     </w:p>
     <w:p>
@@ -692,7 +692,7 @@
         <w:t xml:space="preserve">9dfdefb</w:t>
       </w:r>
       <w:r>
-        <w:t xml:space="preserve">, so the marker flag is the only one a reproducer must add., and requires permutation-calibrated q whenever pre-selection or the negative-binomial test is used (Fig S9d). "Calibrated" is our pre-stated operational rule (null p &lt; 0.05 ≤ 7%, p &lt; 0.01 ≤ 1.5%, q &lt; 0.05 ≤ 5%, ≤ 25% of null runs with any hit), not a community standard, and the assessment rests on one mouse and one tissue with very large true stage effects. The harness measures only this tool's test: no competitor's differential test has been run through it, so Background's field-level concern about uncalibrated shipped defaults is, for every other tool, a hypothesis this paper does not test.</w:t>
+        <w:t xml:space="preserve">, so the marker flag is the only one a reproducer must add. "Calibrated" is our pre-stated operational rule (null p &lt; 0.05 ≤ 7%, p &lt; 0.01 ≤ 1.5%, q &lt; 0.05 ≤ 5%, ≤ 25% of null runs with any hit), not a community standard, and the assessment rests on one mouse and one tissue with very large true stage effects. The harness measures only this tool's test: no competitor's differential test has been run through it, so Background's field-level concern about uncalibrated shipped defaults is, for every other tool, a hypothesis this paper does not test.</w:t>
       </w:r>
     </w:p>
     <w:p>
@@ -814,7 +814,7 @@
         <w:pStyle w:val="FirstParagraph"/>
       </w:pPr>
       <w:r>
-        <w:t xml:space="preserve">We pre-registered four claims and their acceptance gates before the final run existed and report all four outcomes (Figs S7, S10–S12). Three negative results are contributions in their own right; each names the alternative explanation tested and excluded.</w:t>
+        <w:t xml:space="preserve">We pre-registered four claims and their acceptance gates before the final run existed and report all four outcomes (Figs S7 and S10). Three negative results are contributions in their own right; each names the alternative explanation tested and excluded.</w:t>
       </w:r>
     </w:p>
     <w:p>
@@ -3203,6 +3203,252 @@
       </w:r>
     </w:p>
     <w:p>
+      <w:pPr>
+        <w:pStyle w:val="Heading1"/>
+      </w:pPr>
+      <w:bookmarkStart w:id="53" w:name="references"/>
+      <w:r>
+        <w:t xml:space="preserve">References</w:t>
+      </w:r>
+      <w:bookmarkEnd w:id="53"/>
+    </w:p>
+    <w:p>
+      <w:pPr>
+        <w:pStyle w:val="FirstParagraph"/>
+      </w:pPr>
+      <w:r>
+        <w:t xml:space="preserve">Author-date form, alphabetical by first-author surname. Final formatting awaits the target journal's style; this is the verified content, not the final layout. Every entry is generated from</w:t>
+      </w:r>
+      <w:r>
+        <w:t xml:space="preserve"> </w:t>
+      </w:r>
+      <w:r>
+        <w:rPr>
+          <w:rStyle w:val="VerbatimChar"/>
+        </w:rPr>
+        <w:t xml:space="preserve">references.bib</w:t>
+      </w:r>
+      <w:r>
+        <w:t xml:space="preserve">, whose entries were each verified against the publisher or archive record.</w:t>
+      </w:r>
+    </w:p>
+    <w:p>
+      <w:pPr>
+        <w:pStyle w:val="BodyText"/>
+      </w:pPr>
+      <w:r>
+        <w:t xml:space="preserve">Al'Khafaji AM, Smith JT, Garimella KV, Babadi M, Popic V, Sade-Feldman M, Gatzen M, Sarkizova S, Schwartz MA, Blaum EM, Day A, Costello M, Bowers T, Gabriel S, Banks E, Philippakis AA, Boland GM, Blainey PC, Hacohen N. 2024. High-throughput RNA isoform sequencing using programmed cDNA concatenation. Nature Biotechnology 42(4):582-586. doi:10.1038/s41587-023-01815-7.</w:t>
+      </w:r>
+    </w:p>
+    <w:p>
+      <w:pPr>
+        <w:pStyle w:val="BodyText"/>
+      </w:pPr>
+      <w:r>
+        <w:t xml:space="preserve">Benjamini Y, Hochberg Y. 1995. Controlling the false discovery rate: a practical and powerful approach to multiple testing. Journal of the Royal Statistical Society Series B: Statistical Methodology 57(1):289-300. doi:10.1111/j.2517-6161.1995.tb02031.x.</w:t>
+      </w:r>
+    </w:p>
+    <w:p>
+      <w:pPr>
+        <w:pStyle w:val="BodyText"/>
+      </w:pPr>
+      <w:r>
+        <w:t xml:space="preserve">Dobin A, Davis CA, Schlesinger F, Drenkow J, Zaleski C, Jha S, Batut P, Chaisson M, Gingeras TR. 2013. STAR: ultrafast universal RNA-seq aligner. Bioinformatics 29(1):15-21. doi:10.1093/bioinformatics/bts635.</w:t>
+      </w:r>
+    </w:p>
+    <w:p>
+      <w:pPr>
+        <w:pStyle w:val="BodyText"/>
+      </w:pPr>
+      <w:r>
+        <w:t xml:space="preserve">Domínguez Conde C, Xu C, Jarvis LB, Rainbow DB, Wells SB, Gomes T, Howlett SK, Suchanek O, Polanski K, King HW, Mamanova L, Huang N, Szabo PA, Richardson L, Bolt L, Fasouli ES, Mahbubani KT, Prete M, Tuck L, Richoz N, Tuong ZK, Campos L, Mousa HS, Needham EJ, Pritchard S, Li T, Elmentaite R, Park J, Rahmani E, Chen D, Menon DK, Bayraktar OA, James LK, Meyer KB, Yosef N, Clatworthy MR, Sims PA, Farber DL, Saeb-Parsy K, Jones JL, Teichmann SA. 2022. Cross-tissue immune cell analysis reveals tissue-specific features in humans. Science 376(6594):eabl5197. doi:10.1126/science.abl5197.</w:t>
+      </w:r>
+    </w:p>
+    <w:p>
+      <w:pPr>
+        <w:pStyle w:val="BodyText"/>
+      </w:pPr>
+      <w:r>
+        <w:t xml:space="preserve">Fansler MM, Mitschka S, Mayr C. 2024. Quantifying 3'UTR length from scRNA-seq data reveals changes independent of gene expression. Nature Communications 15(1):4050. doi:10.1038/s41467-024-48254-9.</w:t>
+      </w:r>
+    </w:p>
+    <w:p>
+      <w:pPr>
+        <w:pStyle w:val="BodyText"/>
+      </w:pPr>
+      <w:r>
+        <w:t xml:space="preserve">Harrison P, Williams S, Powell D, Albrecht D, Beilharz T. 2019. Tools for identifying and characterizing alternative polyadenylation in scRNA-Seq. F1000Research poster. doi:10.7490/f1000research.1117076.1. Software: https://github.com/MonashBioinformaticsPlatform/polyApipe</w:t>
+      </w:r>
+    </w:p>
+    <w:p>
+      <w:pPr>
+        <w:pStyle w:val="BodyText"/>
+      </w:pPr>
+      <w:r>
+        <w:t xml:space="preserve">Herrmann CJ, Schmidt R, Kanitz A, Artimo P, Gruber AJ, Zavolan M. 2020. PolyASite 2.0: a consolidated atlas of polyadenylation sites from 3' end sequencing. Nucleic Acids Research 48(D1):D174-D179. doi:10.1093/nar/gkz918.</w:t>
+      </w:r>
+    </w:p>
+    <w:p>
+      <w:pPr>
+        <w:pStyle w:val="BodyText"/>
+      </w:pPr>
+      <w:r>
+        <w:t xml:space="preserve">Hou R, Huang Y. 2025. scTail: precise polyadenylation site detection and its alternative usage analysis from reads 1 preserved 3' scRNA-seq data. Genome Biology 26(1):236. doi:10.1186/s13059-025-03710-7.</w:t>
+      </w:r>
+    </w:p>
+    <w:p>
+      <w:pPr>
+        <w:pStyle w:val="BodyText"/>
+      </w:pPr>
+      <w:r>
+        <w:t xml:space="preserve">Kaminow B, Yunusov D, Dobin A. 2021. STARsolo: accurate, fast and versatile mapping/quantification of single-cell and single-nucleus RNA-seq data. bioRxiv. doi:10.1101/2021.05.05.442755. Preprint; no peer-reviewed version found on 2026-09-02.</w:t>
+      </w:r>
+    </w:p>
+    <w:p>
+      <w:pPr>
+        <w:pStyle w:val="BodyText"/>
+      </w:pPr>
+      <w:r>
+        <w:t xml:space="preserve">Laughney AM, Hu J, Campbell NR, Bakhoum SF, Setty M, Lavallée VP, Xie Y, Masilionis I, Carr AJ, Kottapalli S, Allaj V, Mattar M, Rekhtman N, Xavier JB, Mazutis L, Poirier JT, Rudin CM, Pe'er D, Massagué J. 2020a. Regenerative lineages and immune-mediated pruning in lung cancer metastasis. Nature Medicine 26(2):259-269. doi:10.1038/s41591-019-0750-6.</w:t>
+      </w:r>
+    </w:p>
+    <w:p>
+      <w:pPr>
+        <w:pStyle w:val="BodyText"/>
+      </w:pPr>
+      <w:r>
+        <w:t xml:space="preserve">Laughney AM, Hu J, Campbell NR, Bakhoum SF, Setty M, Lavallée VP, Xie Y, Masilionis I, Carr AJ, Kottapalli S, Allaj V, Mattar M, Rekhtman N, Xavier JB, Mazutis L, Poirier JT, Rudin CM, Pe'er D, Massagué J. 2020b. The single cell transcriptional landscape of lung adenocarcinoma metastasis. Gene Expression Omnibus, accession GSE123904. https://www.ncbi.nlm.nih.gov/geo/query/acc.cgi?acc=GSE123904</w:t>
+      </w:r>
+    </w:p>
+    <w:p>
+      <w:pPr>
+        <w:pStyle w:val="BodyText"/>
+      </w:pPr>
+      <w:r>
+        <w:t xml:space="preserve">Li GW, Nan F, Yuan GH, Liu CX, Liu X, Chen LL, Tian B, Yang L. 2021. SCAPTURE: a deep learning-embedded pipeline that captures polyadenylation information from 3' tag-based RNA-seq of single cells. Genome Biology 22(1):221. doi:10.1186/s13059-021-02437-5.</w:t>
+      </w:r>
+    </w:p>
+    <w:p>
+      <w:pPr>
+        <w:pStyle w:val="BodyText"/>
+      </w:pPr>
+      <w:r>
+        <w:t xml:space="preserve">Li W, Park JY, Zheng D, Hoque M, Yehia G, Tian B. 2016. Alternative cleavage and polyadenylation in spermatogenesis connects chromatin regulation with post-transcriptional control. BMC Biology 14:6. doi:10.1186/s12915-016-0229-6.</w:t>
+      </w:r>
+    </w:p>
+    <w:p>
+      <w:pPr>
+        <w:pStyle w:val="BodyText"/>
+      </w:pPr>
+      <w:r>
+        <w:t xml:space="preserve">Lukassen S, Bosch E, Ekici AB, Winterpacht A. 2018a. Single-cell RNA sequencing of adult mouse testes. Scientific Data 5:180192. doi:10.1038/sdata.2018.192.</w:t>
+      </w:r>
+    </w:p>
+    <w:p>
+      <w:pPr>
+        <w:pStyle w:val="BodyText"/>
+      </w:pPr>
+      <w:r>
+        <w:t xml:space="preserve">Lukassen S, Bosch E, Ekici AB, Winterpacht A. 2018b. A broad single-cell transcriptome view of the male mouse germ line. Gene Expression Omnibus, accession GSE104556. https://www.ncbi.nlm.nih.gov/geo/query/acc.cgi?acc=GSE104556</w:t>
+      </w:r>
+    </w:p>
+    <w:p>
+      <w:pPr>
+        <w:pStyle w:val="BodyText"/>
+      </w:pPr>
+      <w:r>
+        <w:t xml:space="preserve">Mayr C, Bartel DP. 2009. Widespread shortening of 3'UTRs by alternative cleavage and polyadenylation activates oncogenes in cancer cells. Cell 138(4):673-684. doi:10.1016/j.cell.2009.06.016.</w:t>
+      </w:r>
+    </w:p>
+    <w:p>
+      <w:pPr>
+        <w:pStyle w:val="BodyText"/>
+      </w:pPr>
+      <w:r>
+        <w:t xml:space="preserve">Mitschka S, Mayr C. 2022. Context-specific regulation and function of mRNA alternative polyadenylation. Nature Reviews Molecular Cell Biology 23(12):779-796. doi:10.1038/s41580-022-00507-5.</w:t>
+      </w:r>
+    </w:p>
+    <w:p>
+      <w:pPr>
+        <w:pStyle w:val="BodyText"/>
+      </w:pPr>
+      <w:r>
+        <w:t xml:space="preserve">Nam DK, Lee S, Zhou G, Cao X, Wang C, Clark T, Chen J, Rowley JD, Wang SM. 2002. Oligo(dT) primer generates a high frequency of truncated cDNAs through internal poly(A) priming during reverse transcription. Proceedings of the National Academy of Sciences of the United States of America 99(9):6152-6156. doi:10.1073/pnas.092140899.</w:t>
+      </w:r>
+    </w:p>
+    <w:p>
+      <w:pPr>
+        <w:pStyle w:val="BodyText"/>
+      </w:pPr>
+      <w:r>
+        <w:t xml:space="preserve">Patrick R, Humphreys DT, Janbandhu V, Oshlack A, Ho JWK, Harvey RP, Lo KK. 2020. Sierra: discovery of differential transcript usage from polyA-captured single-cell RNA-seq data. Genome Biology 21(1):167. doi:10.1186/s13059-020-02071-7.</w:t>
+      </w:r>
+    </w:p>
+    <w:p>
+      <w:pPr>
+        <w:pStyle w:val="BodyText"/>
+      </w:pPr>
+      <w:r>
+        <w:t xml:space="preserve">Quinlan AR, Hall IM. 2010. BEDTools: a flexible suite of utilities for comparing genomic features. Bioinformatics 26(6):841-842. doi:10.1093/bioinformatics/btq033.</w:t>
+      </w:r>
+    </w:p>
+    <w:p>
+      <w:pPr>
+        <w:pStyle w:val="BodyText"/>
+      </w:pPr>
+      <w:r>
+        <w:t xml:space="preserve">Sandberg R, Neilson JR, Sarma A, Sharp PA, Burge CB. 2008. Proliferating cells express mRNAs with shortened 3' untranslated regions and fewer microRNA target sites. Science 320(5883):1643-1647. doi:10.1126/science.1155390.</w:t>
+      </w:r>
+    </w:p>
+    <w:p>
+      <w:pPr>
+        <w:pStyle w:val="BodyText"/>
+      </w:pPr>
+      <w:r>
+        <w:t xml:space="preserve">Stuart T, Srivastava A, Madad S, Lareau CA, Satija R. 2021. Single-cell chromatin state analysis with Signac. Nature Methods 18(11):1333-1341. doi:10.1038/s41592-021-01282-5.</w:t>
+      </w:r>
+    </w:p>
+    <w:p>
+      <w:pPr>
+        <w:pStyle w:val="BodyText"/>
+      </w:pPr>
+      <w:r>
+        <w:t xml:space="preserve">Tian B, Manley JL. 2017. Alternative polyadenylation of mRNA precursors. Nature Reviews Molecular Cell Biology 18(1):18-30. doi:10.1038/nrm.2016.116.</w:t>
+      </w:r>
+    </w:p>
+    <w:p>
+      <w:pPr>
+        <w:pStyle w:val="BodyText"/>
+      </w:pPr>
+      <w:r>
+        <w:t xml:space="preserve">Tian Q, Zou Q, Jia L. 2025. Benchmarking of methods that identify alternative polyadenylation events in single-/multiple-polyadenylation site genes. NAR Genomics and Bioinformatics 7(2):lqaf056. doi:10.1093/nargab/lqaf056.</w:t>
+      </w:r>
+    </w:p>
+    <w:p>
+      <w:pPr>
+        <w:pStyle w:val="BodyText"/>
+      </w:pPr>
+      <w:r>
+        <w:t xml:space="preserve">Wu X, Liu T, Ye C, Ye W, Ji G. 2021. scAPAtrap: identification and quantification of alternative polyadenylation sites from single-cell RNA-seq data. Briefings in Bioinformatics 22(4):bbaa273. doi:10.1093/bib/bbaa273.</w:t>
+      </w:r>
+    </w:p>
+    <w:p>
+      <w:pPr>
+        <w:pStyle w:val="BodyText"/>
+      </w:pPr>
+      <w:r>
+        <w:t xml:space="preserve">Zhao Q, Rattray M. 2024. Guidelines for alternative polyadenylation identification tools using single-cell and spatial transcriptomics data. bioRxiv. doi:10.1101/2024.11.29.626111. Preprint; no peer-reviewed version found on 2026-09-02.</w:t>
+      </w:r>
+    </w:p>
+    <w:p>
+      <w:pPr>
+        <w:pStyle w:val="BodyText"/>
+      </w:pPr>
+      <w:r>
+        <w:t xml:space="preserve">Zheng GXY, Terry JM, Belgrader P, Ryvkin P, Bent ZW, Wilson R, Ziraldo SB, Wheeler TD, McDermott GP, Zhu J, Gregory MT, Shuga J, Montesclaros L, Underwood JG, Masquelier DA, Nishimura SY, Schnall-Levin M, Wyatt PW, Hindson CM, Bharadwaj R, Wong A, Ness KD, Beppu LW, Deeg HJ, McFarland C, Loeb KR, Valente WJ, Ericson NG, Stevens EA, Radich JP, Mikkelsen TS, Hindson BJ, Bielas JH. 2017. Massively parallel digital transcriptional profiling of single cells. Nature Communications 8:14049. doi:10.1038/ncomms14049.</w:t>
+      </w:r>
+    </w:p>
+    <w:p>
       <w:r>
         <w:br w:type="page"/>
       </w:r>
@@ -3211,11 +3457,11 @@
       <w:pPr>
         <w:pStyle w:val="Heading1"/>
       </w:pPr>
-      <w:bookmarkStart w:id="53" w:name="figure-legends"/>
+      <w:bookmarkStart w:id="54" w:name="figure-legends"/>
       <w:r>
         <w:t xml:space="preserve">Figure legends</w:t>
       </w:r>
-      <w:bookmarkEnd w:id="53"/>
+      <w:bookmarkEnd w:id="54"/>
     </w:p>
     <w:p>
       <w:pPr>
@@ -4757,11 +5003,11 @@
       <w:pPr>
         <w:pStyle w:val="Heading1"/>
       </w:pPr>
-      <w:bookmarkStart w:id="54" w:name="supplementary-information"/>
+      <w:bookmarkStart w:id="55" w:name="supplementary-information"/>
       <w:r>
         <w:t xml:space="preserve">Supplementary information</w:t>
       </w:r>
-      <w:bookmarkEnd w:id="54"/>
+      <w:bookmarkEnd w:id="55"/>
     </w:p>
     <w:p>
       <w:pPr>
@@ -5018,6 +5264,23 @@
           <w:sz w:val="20"/>
         </w:rPr>
         <w:t xml:space="preserve">The positive result never appears without its ablation on the same axis: per-gene totals recover cell types as well as site-level profiles, so no novelty claim rests on clustering.</w:t>
+      </w:r>
+    </w:p>
+    <w:p>
+      <w:pPr>
+        <w:pStyle w:val="BodyText"/>
+      </w:pPr>
+      <w:r>
+        <w:rPr>
+          <w:b/>
+        </w:rPr>
+        <w:t xml:space="preserve">Supplementary Table T7 | Competitor tool versions, parameters, run commands and run-log caveats.</w:t>
+      </w:r>
+      <w:r>
+        <w:t xml:space="preserve"> </w:t>
+      </w:r>
+      <w:r>
+        <w:t xml:space="preserve">[In preparation, referenced from Methods; to be collated from the verified run registry and run logs before submission.]</w:t>
       </w:r>
     </w:p>
     <w:sectPr>

--- a/submission/4_BUILD/output/PeakATail_manuscript_submission.docx
+++ b/submission/4_BUILD/output/PeakATail_manuscript_submission.docx
@@ -5280,7 +5280,22 @@
         <w:t xml:space="preserve"> </w:t>
       </w:r>
       <w:r>
-        <w:t xml:space="preserve">[In preparation, referenced from Methods; to be collated from the verified run registry and run logs before submission.]</w:t>
+        <w:t xml:space="preserve">Every version string is read from the</w:t>
+      </w:r>
+      <w:r>
+        <w:t xml:space="preserve"> </w:t>
+      </w:r>
+      <w:r>
+        <w:rPr>
+          <w:rStyle w:val="VerbatimChar"/>
+        </w:rPr>
+        <w:t xml:space="preserve">tool_version.txt</w:t>
+      </w:r>
+      <w:r>
+        <w:t xml:space="preserve"> </w:t>
+      </w:r>
+      <w:r>
+        <w:t xml:space="preserve">each run wrote at run time, and every invocation is the run script actually executed; both are in the analysis repository at the paths the table gives.</w:t>
       </w:r>
     </w:p>
     <w:sectPr>
